--- a/paper2/manuscript/plos/S1_Appendix_final.docx
+++ b/paper2/manuscript/plos/S1_Appendix_final.docx
@@ -6,6 +6,7 @@
       <w:pPr>
         <w:pStyle w:val="FirstParagraph"/>
         <w:spacing w:line="480" w:lineRule="auto"/>
+        <w:jc w:val="both"/>
       </w:pPr>
       <w:r>
         <w:rPr>
@@ -19,6 +20,7 @@
       <w:pPr>
         <w:pStyle w:val="BodyText"/>
         <w:spacing w:line="480" w:lineRule="auto"/>
+        <w:jc w:val="both"/>
       </w:pPr>
       <w:r>
         <w:t xml:space="preserve">Supporting information for: Closing at the limit: Price limits, overnight gaps, and next-day returns on the Ho Chi Minh Stock Exchange.</w:t>
@@ -39,6 +41,7 @@
       <w:pPr>
         <w:pStyle w:val="FirstParagraph"/>
         <w:spacing w:line="480" w:lineRule="auto"/>
+        <w:jc w:val="both"/>
       </w:pPr>
       <w:r>
         <w:t xml:space="preserve">All characteristics use data up to each week’s formation day. REV1W and REV1M are the compounded returns over the last 5 and 20 trading days, and MOM3M and MOM6M over 60 and 110 trading days ending five days before formation. IMOM compounds the return in excess of the dollar-volume-weighted market over the MOM3M window. Over the last 60 days, VOL is the standard deviation of daily returns; BETA and IVOL are the slope and residual standard deviation of a regression of those returns on the dollar-volume-weighted return of that week’s cross-section; DOWNVOL is the square root of the mean of min(</w:t>
@@ -132,6 +135,7 @@
       <w:pPr>
         <w:pStyle w:val="FirstParagraph"/>
         <w:spacing w:line="480" w:lineRule="auto"/>
+        <w:jc w:val="both"/>
       </w:pPr>
       <w:r>
         <w:t xml:space="preserve">We searched on 4 and 5 October 2026 with the web search tool of the AI assistant named in the Acknowledgments of the article; no subscription database (Scopus or Web of Science) was available, and publisher pages could not be opened. The search topics were price-limit performance (delayed price discovery, volatility spillover, trading interference, and magnet effect), price-limit band changes, price limits in Vietnam and on HOSE and HNX, overnight versus intraday returns, lottery-type (MAX) and low-volatility effects, circuit breakers, multiple testing and false discoveries in asset pricing, Fama–MacBeth and clustered standard errors, regression discontinuity, weekly return predictability, and anomalies in the Vietnamese stock market; exact query strings were not logged. We screened about 100 records by title and abstract and kept peer-reviewed journal articles in English whose bibliographic record we could confirm; working papers, theses, code repositories, and press items were not used as evidence, except for press and brokerage descriptions of HOSE rules (Materials and methods of the article). Vietnamese-language journals were not searched, and the coverage of Chinese A-share studies is incomplete. We read the bibliographic records and the abstract text returned by the search tool, not full texts. Statements in this paper that no study reports a given result refer to the peer-reviewed studies this search identified.</w:t>
@@ -156,6 +160,7 @@
           <w:numId w:val="1001"/>
         </w:numPr>
         <w:spacing w:line="480" w:lineRule="auto"/>
+        <w:jc w:val="both"/>
       </w:pPr>
       <w:r>
         <w:t xml:space="preserve">Parkinson M. The extreme value method for estimating the variance of the rate of return. Journal of Business. 1980;53(1): 61–65. doi: 10.1086/296071</w:t>
@@ -168,6 +173,7 @@
           <w:numId w:val="1001"/>
         </w:numPr>
         <w:spacing w:line="480" w:lineRule="auto"/>
+        <w:jc w:val="both"/>
       </w:pPr>
       <w:r>
         <w:t xml:space="preserve">Amihud Y. Illiquidity and stock returns: Cross-section and time-series effects. Journal of Financial Markets. 2002;5(1): 31–56. doi: 10.1016/S1386-4181(01)00024-6</w:t>
@@ -180,6 +186,7 @@
           <w:numId w:val="1001"/>
         </w:numPr>
         <w:spacing w:line="480" w:lineRule="auto"/>
+        <w:jc w:val="both"/>
       </w:pPr>
       <w:r>
         <w:t xml:space="preserve">Corwin SA, Schultz P. A simple way to estimate bid-ask spreads from daily high and low prices. Journal of Finance. 2012;67(2): 719–760. doi: 10.1111/j.1540-6261.2012.01729.x</w:t>
@@ -192,6 +199,7 @@
           <w:numId w:val="1001"/>
         </w:numPr>
         <w:spacing w:line="480" w:lineRule="auto"/>
+        <w:jc w:val="both"/>
       </w:pPr>
       <w:r>
         <w:t xml:space="preserve">Bali TG, Cakici N, Whitelaw RF. Maxing out: Stocks as lotteries and the cross-section of expected returns. Journal of Financial Economics. 2011;99(2): 427–446. doi: 10.1016/j.jfineco.2010.08.014</w:t>
